--- a/public/template-zakordon-out.docx
+++ b/public/template-zakordon-out.docx
@@ -10,7 +10,7 @@
           <w:szCs w:val="24"/>
           <w:lang w:val="uk-UA"/>
         </w:rPr>
-        <w:t xml:space="preserve">Командиру {rotaKom}</w:t>
+        <w:t xml:space="preserve">Командиру {rotaKom} стрілецького батальйону військової частини {unitCode}</w:t>
       </w:r>
     </w:p>
     <w:p>
@@ -54,7 +54,7 @@
           <w:szCs w:val="24"/>
           <w:lang w:val="uk-UA"/>
         </w:rPr>
-        <w:t xml:space="preserve">	Дійсним доповідаю що {posada} {pidrozdil} {zvanna} {pib} стрілецького батальйону військової частини {unitCode}, прибув {dateEnd} в район виконання завдань {address}, після частини основної щорічної відпустки із виїздом за кордон ({country}), приступив до виконання службових обов’язків.</w:t>
+        <w:t xml:space="preserve">	Дійсним доповідаю, що {posada} {pidrozdil} стрілецького батальйону військової частини {unitCode} {zvanna} {pib}, прибув {dateEnd} в район виконання завдань {address}, після частини основної щорічної відпустки із виїздом за кордон ({country}), приступив до виконання службових обов’язків.</w:t>
       </w:r>
     </w:p>
     <w:p>
@@ -142,7 +142,7 @@
           <w:szCs w:val="24"/>
           <w:lang w:val="uk-UA"/>
         </w:rPr>
-        <w:t xml:space="preserve">{dateEnd}</w:t>
+        <w:t xml:space="preserve">___.___.______ року</w:t>
       </w:r>
     </w:p>
     <w:p>
@@ -252,7 +252,7 @@
           <w:szCs w:val="24"/>
           <w:lang w:val="uk-UA"/>
         </w:rPr>
-        <w:t xml:space="preserve">{dateEnd}</w:t>
+        <w:t xml:space="preserve">___.___.______ року</w:t>
       </w:r>
     </w:p>
   </w:body>
